--- a/fra/docx/20.content.docx
+++ b/fra/docx/20.content.docx
@@ -136,13 +136,6 @@
         <w:rPr>
           <w:lang w:val="fr_FR" w:bidi="fr_FR"/>
         </w:rPr>
-      </w:r>
-      <w:r>
-        <w:rPr>
-          <w:i/>
-          <w:lang w:val="fr_FR" w:bidi="fr_FR"/>
-        </w:rPr>
-        <w:t>Proverbes 1.1, Proverbes 1.3, Proverbes 1.5, Proverbes 1.7, Proverbes 1.8, Proverbes 1.10, Proverbes 1.13, Proverbes 1.16, Proverbes 1.19, Proverbes 1.20–21, Proverbes 1.24–25, Proverbes 1.26, Proverbes 1.28, Proverbes 1.31, Proverbes 1.33, Proverbes 2.1, Proverbes 2.3–4, Proverbes 2.5, Proverbes 2.7, Proverbes 2.9, Proverbes 2.11–13, Proverbes 2.15, Proverbes 2.17, Proverbes 2.18, Proverbes 2.20, Proverbes 2.21, Proverbes 2.22, Proverbes 3.1–2, Proverbes 3.3, Proverbes 3.5, Proverbes 3.7, Proverbes 3.9, Proverbes 3.12, Proverbes 3.14, Proverbes 3.17, Proverbes 3.19, Proverbes 3.21–22, Proverbes 3.24, Proverbes 3.25, Proverbes 3.27, Proverbes 3.29, Proverbes 3.32, Proverbes 3.34, Proverbes 3.35, Proverbes 4.1–2, Proverbes 4:4, Proverbes 4.6, Proverbes 4.8–9, Proverbes 4.11, Proverbes 4.13, Proverbes 4.14–15, Proverbes 4.16, Proverbes 4.18, Proverbes 4.19, Proverbes 4.23, Proverbes 4.24, Proverbes 4.25, Proverbes 5.1, Proverbes 5.4, Proverbes 5.5, Proverbes 5.8, Proverbes 5.9, Proverbes 5.11, Proverbes 5.12, Proverbes 5.15, Proverbes 5.18, Proverbes 5.19, Proverbes 5.21, Proverbes 5.22, Proverbes 6.1–2, Proverbes 6.3, Proverbes 6.6, Proverbes 6.8, Proverbes 6.11, Proverbes 6.12, Proverbes 6.15, Proverbes 6.16, Proverbes 6.18, Proverbes 6.19, Proverbes 6.23, Proverbes 6.26, Proverbes 6.30, Proverbes 6.32, Proverbes 6.35, Proverbes 7.1–2, Proverbes 7.4–5, Proverbes 7.6–7, Proverbes 7.10, Proverbes 7.12, Proverbes 7.14, Proverbes 7.15, Proverbes 7.16–18, Proverbes 7.19, Proverbes 7.22, Proverbes 7.23, Proverbes 7.25, Proverbes 7.27, Proverbes 8.1–3, Proverbes 8.4, Proverbes 8.6–7, Proverbes 8.11, Proverbes 8.13, Proverbes 8.15–16, Proverbes 8.19, Proverbes 8.21, Proverbes 8.23, Proverbes 8.26–27, Proverbes 8.30, Proverbes 8.31, Proverbes 8.35, Proverbes 8.36, Proverbes 9.1, Proverbes 9.3–4, Proverbes 9.6, Proverbes 9.7–8, Proverbes 9.8, Proverbes 9.10, Proverbes 9.10 (#2), Proverbes 9:13, Proverbes 9.17, Proverbes 9.18, Proverbes 10.1, Proverbes 10.3, Proverbes 10.4, Proverbes 10.6, Proverbes 10.8, Proverbes 10.12, Proverbes 10.13, Proverbes 10.17, Proverbes 10.19, Proverbes 10.22, Proverbes 10.25, Proverbes 10.26, Proverbes 10.27, Proverbes 10.29, Proverbes 10.31, Proverbes 11.2, Proverbes 11.4, Proverbes 11.6, Proverbes 11.8, Proverbes 11.9, Proverbes 11.13, Proverbes 11.15, Proverbes 11.18, Proverbes 11.20, Proverbes 11.21, Proverbes 11.24, Proverbes 11.25, Proverbes 11.28, Proverbes 11.30, Proverbes 11.31, Proverbes 12.1, Proverbes 12.2, Proverbes 12.4, Proverbes 12.5, Proverbes 12.7, Proverbes 12.10, Proverbes 12.13, Proverbes 12.15, Proverbes 12.18, Proverbes 12.20, Proverbes 12.22, Proverbes 12.24, Proverbes 12.26, Proverbes 12.28, Proverbes 13.1, Proverbes 13.3, Proverbes 13.4, Proverbes 13.7, Proverbes 13.8, Proverbes 13.10, Proverbes 13.11, Proverbes 13.14, Proverbes 13.16, Proverbes 13.18, Proverbes 13.20, Proverbes 13.22, Proverbes 13.24, Proverbes 13.25, Proverbes 14.1, Proverbes 14.2, Proverbes 14.5, Proverbes 14.7, Proverbes 14.11, Proverbes 14.11 (#2), Proverbes 14.14, Proverbes 14.16, Proverbes 14.17, Proverbes 14.19, Proverbes 14.22, Proverbes 14.23, Proverbes 14.27, Proverbes 14.29, Proverbes 14.31, Proverbes 14.34, Proverbes 15.1, Proverbes 15.3, Proverbes 15.5, Proverbes 15.8, Proverbes 15.10, Proverbes 15.13, Proverbes 15.16, Proverbes 15.18, Proverbes 15.20, Proverbes 15.22, Proverbes 15.25, Proverbes 15.28, Proverbes 15.31, Proverbes 15.33, Proverbes 16.2, Proverbes 16.4, Proverbes 16.6, Proverbes 16.9, Proverbes 16.12, Proverbes 16.14, Proverbes 16.16, Proverbes 16.18, Proverbes 16.20, Proverbes 16.23, Proverbes 16.25, Proverbes 16.28, Proverbes 16.30, Proverbes 16.31, Proverbes 16.32, Proverbes 16.33, Proverbes 17.2, Proverbes 17.4, Proverbes 17.5, Proverbes 17.8, Proverbes 17.10, Proverbes 17.12, Proverbes 17.14, Proverbes 17.15, Proverbes 17.18, Proverbes 17.20, Proverbes 17.22, Proverbes 17.25, Proverbes 17.28, Proverbes 18.2, Proverbes 18.3, Proverbes 18.6, Proverbes 18.8, Proverbes 18.10, Proverbes 18.12, Proverbes 18.14, Proverbes 18.17, Proverbes 18.19, Proverbes 18.21, Proverbes 18.23, Proverbes 19.2, Proverbes 19.5, Proverbes 19.7, Proverbes 19.8, Proverbes 19.11, Proverbes 19.13, Proverbes 19.14, Proverbes 19.17, Proverbes 19.19, Proverbes 19.20, Proverbes 19.23, Proverbes 19.24, Proverbes 19.26, Proverbes 19.28, Proverbes 20.2, Proverbes 20.3, Proverbes 20.6, Proverbes 20.9, Proverbes 20.11, Proverbes 20.13, Proverbes 20.15, Proverbes 20.17, Proverbes 20.20, Proverbes 20.22, Proverbes 20.25, Proverbes 20.28, Proverbes 20.29, Proverbes 21.1, Proverbes 21.3, Proverbes 21.6, Proverbes 21.7, Proverbes 21.10, Proverbes 21.11, Proverbes 21.14, Proverbes 21.16, Proverbes 21.19, Proverbes 21.22, Proverbes 21.24, Proverbes 21.27, Proverbes 21.30, Proverbes 21.31, Proverbes 22.2, Proverbes 22.4, Proverbes 22.6, Proverbes 22.7, Proverbes 22.10, Proverbes 22.13, Proverbes 22.14, Proverbes 22.15, Proverbes 22.19, Proverbes 22.22, Proverbes 22.23, Proverbes 22.25, Proverbes 22.27, Proverbes 22.28, Proverbes 23.1, Proverbes 23.4, Proverbes 23.5, Proverbes 23.7, Proverbes 23.9, Proverbes 23.11, Proverbes 23.13, Proverbes 23.16, Proverbes 23.20, Proverbes 23.23, Proverbes 23.26, Proverbes 23.28, Proverbes 23.29–30, Proverbes 23.33, Proverbes 23.35, Proverbes 24.1, Proverbes 24.3, Proverbes 24.5, Proverbes 24.8, Proverbes 24.10, Proverbes 24.12, Proverbes 24.15, Proverbes 24.17–18, Proverbes 24.20, Proverbes 24.21, Proverbes 24.24, Proverbes 24.26, Proverbes 24.29, Proverbes 24.30–31, Proverbes 24.34, Proverbes 25.1, Proverbes 25.2, Proverbes 25.5, Proverbes 25.7, Proverbes 25.7–8, Proverbes 25.13, Proverbes 25.15, Proverbes 25.17, Proverbes 25.19, Proverbes 25.21, Proverbes 25.22, Proverbes 26.2, Proverbes 26.4, Proverbes 26.6, Proverbes 26.10, Proverbes 26.11, Proverbes 26.14, Proverbes 26.16, Proverbes 26.18–19, Proverbes 26.21, Proverbes 26.24, Proverbes 26.27, Proverbes 26.28, Proverbes 27.1, Proverbes 27.3, Proverbes 27.6, Proverbes 27.7, Proverbes 27.10, Proverbes 27.12, Proverbes 27.14, Proverbes 27.15–16, Proverbes 27.17, Proverbes 27.20, Proverbes 27.22, Proverbes 27.24, Proverbes 27.26, Proverbes 28.1, Proverbes 28.4, Proverbes 28.6, Proverbes 28.8, Proverbes 28.10, Proverbes 28.12, Proverbes 28.13, Proverbes 28.16, Proverbes 28.17, Proverbes 28.19, Proverbes 28.22, Proverbes 28.25, Proverbes 28.27, Proverbes 29.1, Proverbes 29.3, Proverbes 29.6, Proverbes 29.8, Proverbes 29.10, Proverbes 29.11, Proverbes 29.14, Proverbes 29.17, Proverbes 29.18, Proverbes 29.20, Proverbes 29.23, Proverbes 29.25, Proverbes 29.27, Proverbes 30.1, Proverbes 30.3, Proverbes 30.6, Proverbes 30.8, Proverbes 30.9, Proverbes 30.11–12, Proverbes 30.14, Proverbes 30.15–16, Proverbes 30.19, Proverbes 30.22, Proverbes 30.27, Proverbes 30.30, Proverbes 30.32, Proverbes 30.33, Proverbes 31.1, Proverbes 31.3, Proverbes 31.5, Proverbes 31.7, Proverbes 31.9, Proverbes 31.10, Proverbes 31.12, Proverbes 31.15, Proverbes 31.17, Proverbes 31.20, Proverbes 31.23, Proverbes 31.26, Proverbes 31.28, Proverbes 31.30</w:t>
       </w:r>
       <w:r>
         <w:rPr>

--- a/fra/docx/20.content.docx
+++ b/fra/docx/20.content.docx
@@ -123,19 +123,6 @@
           <w:lang w:val="fr_FR" w:bidi="fr_FR"/>
         </w:rPr>
         <w:t>PRO</w:t>
-      </w:r>
-      <w:r>
-        <w:rPr>
-          <w:lang w:val="fr_FR" w:bidi="fr_FR"/>
-        </w:rPr>
-      </w:r>
-    </w:p>
-    <w:p>
-      <w:pPr/>
-      <w:r>
-        <w:rPr>
-          <w:lang w:val="fr_FR" w:bidi="fr_FR"/>
-        </w:rPr>
       </w:r>
       <w:r>
         <w:rPr>

--- a/fra/docx/20.content.docx
+++ b/fra/docx/20.content.docx
@@ -19,7 +19,7 @@
         <w:rPr>
           <w:lang w:val="fr_FR" w:bidi="fr_FR"/>
         </w:rPr>
-        <w:t>Resource: Questions de Traduction (unfoldingWord)</w:t>
+        <w:t>Resource: unfoldingWord® Translation Questions</w:t>
       </w:r>
       <w:r>
         <w:rPr>
@@ -85,7 +85,7 @@
         <w:rPr>
           <w:lang w:val="fr_FR" w:bidi="fr_FR"/>
         </w:rPr>
-        <w:t>Questions de Traduction (unfoldingWord)</w:t>
+        <w:t>unfoldingWord® Translation Questions</w:t>
       </w:r>
     </w:p>
     <w:p>
